--- a/zht/docx/080.content.docx
+++ b/zht/docx/080.content.docx
@@ -150,26 +150,6 @@
           <w:lang w:val="zh_TW" w:bidi="zh_TW"/>
         </w:rPr>
         <w:t>tao</w:t>
-      </w:r>
-      <w:r>
-        <w:rPr>
-          <w:lang w:val="zh_TW" w:bidi="zh_TW"/>
-        </w:rPr>
-      </w:r>
-    </w:p>
-    <w:p>
-      <w:pPr/>
-      <w:r>
-        <w:rPr>
-          <w:lang w:val="zh_TW" w:bidi="zh_TW"/>
-        </w:rPr>
-      </w:r>
-      <w:r>
-        <w:rPr>
-          <w:i/>
-          <w:lang w:val="zh_TW" w:bidi="zh_TW"/>
-        </w:rPr>
-        <w:t>逃城</w:t>
       </w:r>
       <w:r>
         <w:rPr>

--- a/zht/docx/080.content.docx
+++ b/zht/docx/080.content.docx
@@ -19,7 +19,7 @@
         <w:rPr>
           <w:lang w:val="zh_TW" w:bidi="zh_TW"/>
         </w:rPr>
-        <w:t>Resource: Study Notes - Themes (Tyndale)</w:t>
+        <w:t>Resource: Tyndale Open Study Notes</w:t>
       </w:r>
       <w:r>
         <w:rPr>
@@ -112,7 +112,7 @@
         <w:rPr>
           <w:lang w:val="zh_TW" w:bidi="zh_TW"/>
         </w:rPr>
-        <w:t>Study Notes - Themes (Tyndale)</w:t>
+        <w:t>Tyndale Open Study Notes</w:t>
       </w:r>
     </w:p>
     <w:p>

--- a/zht/docx/080.content.docx
+++ b/zht/docx/080.content.docx
@@ -19,7 +19,7 @@
         <w:rPr>
           <w:lang w:val="zh_TW" w:bidi="zh_TW"/>
         </w:rPr>
-        <w:t>Resource: Tyndale Open Study Notes</w:t>
+        <w:t>Resource: Aquifer Open Study Notes (Themes)</w:t>
       </w:r>
       <w:r>
         <w:rPr>
@@ -112,7 +112,7 @@
         <w:rPr>
           <w:lang w:val="zh_TW" w:bidi="zh_TW"/>
         </w:rPr>
-        <w:t>Tyndale Open Study Notes</w:t>
+        <w:t>Aquifer Open Study Notes (Themes)</w:t>
       </w:r>
     </w:p>
     <w:p>

--- a/zht/docx/080.content.docx
+++ b/zht/docx/080.content.docx
@@ -245,54 +245,36 @@
         </w:rPr>
         <w:t>（</w:t>
       </w:r>
-      <w:hyperlink r:id="rId13">
-        <w:r>
-          <w:rPr>
-            <w:lang w:val="zh_TW" w:bidi="zh_TW"/>
-          </w:rPr>
-          <w:rPr>
-            <w:color w:val="0000EE"/>
-            <w:u w:val="single"/>
-          </w:rPr>
-          <w:t>民35:19</w:t>
-        </w:r>
-      </w:hyperlink>
+      <w:r>
+        <w:rPr>
+          <w:lang w:val="zh_TW" w:bidi="zh_TW"/>
+        </w:rPr>
+        <w:t>民35:19</w:t>
+      </w:r>
       <w:r>
         <w:rPr>
           <w:lang w:val="zh_TW" w:bidi="zh_TW"/>
         </w:rPr>
         <w:t>；見</w:t>
       </w:r>
-      <w:hyperlink r:id="rId14">
-        <w:r>
-          <w:rPr>
-            <w:lang w:val="zh_TW" w:bidi="zh_TW"/>
-          </w:rPr>
-          <w:rPr>
-            <w:color w:val="0000EE"/>
-            <w:u w:val="single"/>
-          </w:rPr>
-          <w:t>創9:6</w:t>
-        </w:r>
-      </w:hyperlink>
+      <w:r>
+        <w:rPr>
+          <w:lang w:val="zh_TW" w:bidi="zh_TW"/>
+        </w:rPr>
+        <w:t>創9:6</w:t>
+      </w:r>
       <w:r>
         <w:rPr>
           <w:lang w:val="zh_TW" w:bidi="zh_TW"/>
         </w:rPr>
         <w:t>）。若有人誤殺他人，就可以逃往逃城，在等待審判期間暫時獲得庇護（</w:t>
       </w:r>
-      <w:hyperlink r:id="rId15">
-        <w:r>
-          <w:rPr>
-            <w:lang w:val="zh_TW" w:bidi="zh_TW"/>
-          </w:rPr>
-          <w:rPr>
-            <w:color w:val="0000EE"/>
-            <w:u w:val="single"/>
-          </w:rPr>
-          <w:t>民35:22–28</w:t>
-        </w:r>
-      </w:hyperlink>
+      <w:r>
+        <w:rPr>
+          <w:lang w:val="zh_TW" w:bidi="zh_TW"/>
+        </w:rPr>
+        <w:t>民35:22–28</w:t>
+      </w:r>
       <w:r>
         <w:rPr>
           <w:lang w:val="zh_TW" w:bidi="zh_TW"/>
@@ -325,18 +307,12 @@
         </w:rPr>
         <w:t>審判後，若城中的長老判定此人犯了謀殺罪（而非誤殺），就會將他交給報仇者執行刑罰（</w:t>
       </w:r>
-      <w:hyperlink r:id="rId16">
-        <w:r>
-          <w:rPr>
-            <w:lang w:val="zh_TW" w:bidi="zh_TW"/>
-          </w:rPr>
-          <w:rPr>
-            <w:color w:val="0000EE"/>
-            <w:u w:val="single"/>
-          </w:rPr>
-          <w:t>申19:12</w:t>
-        </w:r>
-      </w:hyperlink>
+      <w:r>
+        <w:rPr>
+          <w:lang w:val="zh_TW" w:bidi="zh_TW"/>
+        </w:rPr>
+        <w:t>申19:12</w:t>
+      </w:r>
       <w:r>
         <w:rPr>
           <w:lang w:val="zh_TW" w:bidi="zh_TW"/>
@@ -355,18 +331,12 @@
         </w:rPr>
         <w:t>大祭司死後，他便可以無懼地返回家園，不用再擔心血仇之事。這條憐憫的律法，是為了避免無辜之人的血玷污那地（見</w:t>
       </w:r>
-      <w:hyperlink r:id="rId17">
-        <w:r>
-          <w:rPr>
-            <w:lang w:val="zh_TW" w:bidi="zh_TW"/>
-          </w:rPr>
-          <w:rPr>
-            <w:color w:val="0000EE"/>
-            <w:u w:val="single"/>
-          </w:rPr>
-          <w:t>民35:33</w:t>
-        </w:r>
-      </w:hyperlink>
+      <w:r>
+        <w:rPr>
+          <w:lang w:val="zh_TW" w:bidi="zh_TW"/>
+        </w:rPr>
+        <w:t>民35:33</w:t>
+      </w:r>
       <w:r>
         <w:rPr>
           <w:lang w:val="zh_TW" w:bidi="zh_TW"/>
@@ -405,18 +375,12 @@
         </w:rPr>
         <w:t>（</w:t>
       </w:r>
-      <w:hyperlink r:id="rId18">
-        <w:r>
-          <w:rPr>
-            <w:lang w:val="zh_TW" w:bidi="zh_TW"/>
-          </w:rPr>
-          <w:rPr>
-            <w:color w:val="0000EE"/>
-            <w:u w:val="single"/>
-          </w:rPr>
-          <w:t>民35:31–33</w:t>
-        </w:r>
-      </w:hyperlink>
+      <w:r>
+        <w:rPr>
+          <w:lang w:val="zh_TW" w:bidi="zh_TW"/>
+        </w:rPr>
+        <w:t>民35:31–33</w:t>
+      </w:r>
       <w:r>
         <w:rPr>
           <w:lang w:val="zh_TW" w:bidi="zh_TW"/>
@@ -473,18 +437,12 @@
         </w:rPr>
         <w:t>（見</w:t>
       </w:r>
-      <w:hyperlink r:id="rId19">
-        <w:r>
-          <w:rPr>
-            <w:lang w:val="zh_TW" w:bidi="zh_TW"/>
-          </w:rPr>
-          <w:rPr>
-            <w:color w:val="0000EE"/>
-            <w:u w:val="single"/>
-          </w:rPr>
-          <w:t>羅3:23–26</w:t>
-        </w:r>
-      </w:hyperlink>
+      <w:r>
+        <w:rPr>
+          <w:lang w:val="zh_TW" w:bidi="zh_TW"/>
+        </w:rPr>
+        <w:t>羅3:23–26</w:t>
+      </w:r>
       <w:r>
         <w:rPr>
           <w:lang w:val="zh_TW" w:bidi="zh_TW"/>
@@ -515,18 +473,12 @@
         </w:rPr>
         <w:t>（見</w:t>
       </w:r>
-      <w:hyperlink r:id="rId20">
-        <w:r>
-          <w:rPr>
-            <w:lang w:val="zh_TW" w:bidi="zh_TW"/>
-          </w:rPr>
-          <w:rPr>
-            <w:color w:val="0000EE"/>
-            <w:u w:val="single"/>
-          </w:rPr>
-          <w:t>來4:14–10:18</w:t>
-        </w:r>
-      </w:hyperlink>
+      <w:r>
+        <w:rPr>
+          <w:lang w:val="zh_TW" w:bidi="zh_TW"/>
+        </w:rPr>
+        <w:t>來4:14–10:18</w:t>
+      </w:r>
       <w:r>
         <w:rPr>
           <w:lang w:val="zh_TW" w:bidi="zh_TW"/>
@@ -556,156 +508,96 @@
           <w:lang w:val="zh_TW" w:bidi="zh_TW"/>
         </w:rPr>
       </w:r>
-      <w:hyperlink r:id="rId21">
-        <w:r>
-          <w:rPr>
-            <w:lang w:val="zh_TW" w:bidi="zh_TW"/>
-          </w:rPr>
-          <w:rPr>
-            <w:color w:val="0000EE"/>
-            <w:u w:val="single"/>
-          </w:rPr>
-          <w:t>民35:6–34</w:t>
-        </w:r>
-      </w:hyperlink>
+      <w:r>
+        <w:rPr>
+          <w:lang w:val="zh_TW" w:bidi="zh_TW"/>
+        </w:rPr>
+        <w:t>民35:6–34</w:t>
+      </w:r>
       <w:r>
         <w:rPr>
           <w:lang w:val="zh_TW" w:bidi="zh_TW"/>
         </w:rPr>
         <w:t>；</w:t>
       </w:r>
-      <w:hyperlink r:id="rId22">
-        <w:r>
-          <w:rPr>
-            <w:lang w:val="zh_TW" w:bidi="zh_TW"/>
-          </w:rPr>
-          <w:rPr>
-            <w:color w:val="0000EE"/>
-            <w:u w:val="single"/>
-          </w:rPr>
-          <w:t>申19:1–13</w:t>
-        </w:r>
-      </w:hyperlink>
+      <w:r>
+        <w:rPr>
+          <w:lang w:val="zh_TW" w:bidi="zh_TW"/>
+        </w:rPr>
+        <w:t>申19:1–13</w:t>
+      </w:r>
       <w:r>
         <w:rPr>
           <w:lang w:val="zh_TW" w:bidi="zh_TW"/>
         </w:rPr>
         <w:t>；</w:t>
       </w:r>
-      <w:hyperlink r:id="rId23">
-        <w:r>
-          <w:rPr>
-            <w:lang w:val="zh_TW" w:bidi="zh_TW"/>
-          </w:rPr>
-          <w:rPr>
-            <w:color w:val="0000EE"/>
-            <w:u w:val="single"/>
-          </w:rPr>
-          <w:t>書20:1–9</w:t>
-        </w:r>
-      </w:hyperlink>
+      <w:r>
+        <w:rPr>
+          <w:lang w:val="zh_TW" w:bidi="zh_TW"/>
+        </w:rPr>
+        <w:t>書20:1–9</w:t>
+      </w:r>
       <w:r>
         <w:rPr>
           <w:lang w:val="zh_TW" w:bidi="zh_TW"/>
         </w:rPr>
         <w:t>，</w:t>
       </w:r>
-      <w:hyperlink r:id="rId24">
-        <w:r>
-          <w:rPr>
-            <w:lang w:val="zh_TW" w:bidi="zh_TW"/>
-          </w:rPr>
-          <w:rPr>
-            <w:color w:val="0000EE"/>
-            <w:u w:val="single"/>
-          </w:rPr>
-          <w:t>21:13、</w:t>
-        </w:r>
-      </w:hyperlink>
-      <w:hyperlink r:id="rId25">
-        <w:r>
-          <w:rPr>
-            <w:lang w:val="zh_TW" w:bidi="zh_TW"/>
-          </w:rPr>
-          <w:rPr>
-            <w:color w:val="0000EE"/>
-            <w:u w:val="single"/>
-          </w:rPr>
-          <w:t>21、</w:t>
-        </w:r>
-      </w:hyperlink>
-      <w:hyperlink r:id="rId26">
-        <w:r>
-          <w:rPr>
-            <w:lang w:val="zh_TW" w:bidi="zh_TW"/>
-          </w:rPr>
-          <w:rPr>
-            <w:color w:val="0000EE"/>
-            <w:u w:val="single"/>
-          </w:rPr>
-          <w:t>27、</w:t>
-        </w:r>
-      </w:hyperlink>
-      <w:hyperlink r:id="rId27">
-        <w:r>
-          <w:rPr>
-            <w:lang w:val="zh_TW" w:bidi="zh_TW"/>
-          </w:rPr>
-          <w:rPr>
-            <w:color w:val="0000EE"/>
-            <w:u w:val="single"/>
-          </w:rPr>
-          <w:t>32、</w:t>
-        </w:r>
-      </w:hyperlink>
-      <w:hyperlink r:id="rId28">
-        <w:r>
-          <w:rPr>
-            <w:lang w:val="zh_TW" w:bidi="zh_TW"/>
-          </w:rPr>
-          <w:rPr>
-            <w:color w:val="0000EE"/>
-            <w:u w:val="single"/>
-          </w:rPr>
-          <w:t>38</w:t>
-        </w:r>
-      </w:hyperlink>
+      <w:r>
+        <w:rPr>
+          <w:lang w:val="zh_TW" w:bidi="zh_TW"/>
+        </w:rPr>
+        <w:t>21:13、</w:t>
+      </w:r>
+      <w:r>
+        <w:rPr>
+          <w:lang w:val="zh_TW" w:bidi="zh_TW"/>
+        </w:rPr>
+        <w:t>21、</w:t>
+      </w:r>
+      <w:r>
+        <w:rPr>
+          <w:lang w:val="zh_TW" w:bidi="zh_TW"/>
+        </w:rPr>
+        <w:t>27、</w:t>
+      </w:r>
+      <w:r>
+        <w:rPr>
+          <w:lang w:val="zh_TW" w:bidi="zh_TW"/>
+        </w:rPr>
+        <w:t>32、</w:t>
+      </w:r>
+      <w:r>
+        <w:rPr>
+          <w:lang w:val="zh_TW" w:bidi="zh_TW"/>
+        </w:rPr>
+        <w:t>38</w:t>
+      </w:r>
       <w:r>
         <w:rPr>
           <w:lang w:val="zh_TW" w:bidi="zh_TW"/>
         </w:rPr>
         <w:t>；</w:t>
       </w:r>
-      <w:hyperlink r:id="rId29">
-        <w:r>
-          <w:rPr>
-            <w:lang w:val="zh_TW" w:bidi="zh_TW"/>
-          </w:rPr>
-          <w:rPr>
-            <w:color w:val="0000EE"/>
-            <w:u w:val="single"/>
-          </w:rPr>
-          <w:t>王上1:50–53</w:t>
-        </w:r>
-      </w:hyperlink>
+      <w:r>
+        <w:rPr>
+          <w:lang w:val="zh_TW" w:bidi="zh_TW"/>
+        </w:rPr>
+        <w:t>王上1:50–53</w:t>
+      </w:r>
       <w:r>
         <w:rPr>
           <w:lang w:val="zh_TW" w:bidi="zh_TW"/>
         </w:rPr>
         <w:t>，</w:t>
       </w:r>
-      <w:hyperlink r:id="rId30">
-        <w:r>
-          <w:rPr>
-            <w:lang w:val="zh_TW" w:bidi="zh_TW"/>
-          </w:rPr>
-          <w:rPr>
-            <w:color w:val="0000EE"/>
-            <w:u w:val="single"/>
-          </w:rPr>
-          <w:t>2:28–34</w:t>
-        </w:r>
-      </w:hyperlink>
+      <w:r>
+        <w:rPr>
+          <w:lang w:val="zh_TW" w:bidi="zh_TW"/>
+        </w:rPr>
+        <w:t>2:28–34</w:t>
+      </w:r>
       <w:r>
         <w:rPr>
           <w:lang w:val="zh_TW" w:bidi="zh_TW"/>
